--- a/plantillas_maestras/06_seguro_hogar_e_inmuebles/negativa_cobertura/2_o_mas_ddos_varios/varon/test_108.docx
+++ b/plantillas_maestras/06_seguro_hogar_e_inmuebles/negativa_cobertura/2_o_mas_ddos_varios/varon/test_108.docx
@@ -389,7 +389,7 @@
           <w14:ligatures w14:val="none"/>
         </w:rPr>
         <w:tab/>
-        <w:t xml:space="preserve">:       </w:t>
+        <w:t xml:space="preserve">: </w:t>
       </w:r>
       <w:r>
         <w:rPr>
@@ -769,7 +769,7 @@
           <w:lang w:val="es-ES" w:eastAsia="es-ES"/>
           <w14:ligatures w14:val="none"/>
         </w:rPr>
-        <w:t xml:space="preserve">N° </w:t>
+        <w:t xml:space="preserve"/>
       </w:r>
       <w:r>
         <w:rPr>
@@ -1782,7 +1782,7 @@
           <w:lang w:eastAsia="es-PE"/>
           <w14:ligatures w14:val="none"/>
         </w:rPr>
-        <w:t xml:space="preserve">.  </w:t>
+        <w:t xml:space="preserve">. </w:t>
       </w:r>
     </w:p>
     <w:bookmarkEnd w:id="6"/>
@@ -2312,7 +2312,7 @@
           <w:lang w:eastAsia="es-PE"/>
           <w14:ligatures w14:val="none"/>
         </w:rPr>
-        <w:t xml:space="preserve">RESOLUCIÓN DE LA SECRETARÍA TÉCNICA  </w:t>
+        <w:t xml:space="preserve">RESOLUCIÓN DE LA SECRETARÍA TÉCNICA </w:t>
       </w:r>
     </w:p>
     <w:p>
@@ -2498,7 +2498,7 @@
           <w:kern w:val="0"/>
           <w14:ligatures w14:val="none"/>
         </w:rPr>
-        <w:t xml:space="preserve"> N°</w:t>
+        <w:t xml:space="preserve"> </w:t>
       </w:r>
       <w:r>
         <w:rPr>
@@ -2641,7 +2641,7 @@
           <w:kern w:val="0"/>
           <w14:ligatures w14:val="none"/>
         </w:rPr>
-        <w:t xml:space="preserve">N° </w:t>
+        <w:t xml:space="preserve"/>
       </w:r>
       <w:r>
         <w:rPr>
@@ -3658,7 +3658,7 @@
           <w:lang w:eastAsia="es-PE"/>
           <w14:ligatures w14:val="none"/>
         </w:rPr>
-        <w:t>Ley  29571</w:t>
+        <w:t>Ley 29571</w:t>
       </w:r>
       <w:r>
         <w:rPr>
@@ -3890,7 +3890,7 @@
           <w:kern w:val="0"/>
           <w14:ligatures w14:val="none"/>
         </w:rPr>
-        <w:t>Legislativo  807</w:t>
+        <w:t>Legislativo 807</w:t>
       </w:r>
       <w:proofErr w:type="gramEnd"/>
       <w:r>
@@ -4664,7 +4664,7 @@
           <w:sz w:val="16"/>
           <w:szCs w:val="16"/>
         </w:rPr>
-        <w:t xml:space="preserve">  </w:t>
+        <w:t xml:space="preserve"> </w:t>
       </w:r>
       <w:r>
         <w:rPr>
@@ -4682,7 +4682,7 @@
           <w:sz w:val="16"/>
           <w:szCs w:val="16"/>
         </w:rPr>
-        <w:t>LEY N° 29571, CÓDIGO DE PROTECCIÓN Y DEFENSA DEL CONSUMIDOR, publicado el 2 de setiembre de 2010 y modificado por Decreto Legislativo N° 1308</w:t>
+        <w:t>LEY 29571, CÓDIGO DE PROTECCIÓN Y DEFENSA DEL CONSUMIDOR, publicado el 2 de setiembre de 2010 y modificado por Decreto Legislativo 1308</w:t>
       </w:r>
     </w:p>
     <w:p>
@@ -4750,7 +4750,7 @@
           <w:sz w:val="16"/>
           <w:szCs w:val="16"/>
         </w:rPr>
-        <w:t>El Instituto Nacional de Defensa de la Competencia y de la Protección de la Propiedad Intelectual (Indecopi) es la autoridad con competencia primaria y de alcance nacional para conocer las presuntas infracciones a las disposiciones contenidas en el presente Código, así como para imponer las sanciones y medidas correctivas establecidas en el presente capítulo, conforme al Decreto Legislativo N° 1033, Ley de Organización y Funciones del Indecopi. Dicha competencia solo puede ser negada cuando ella haya sido asignada o se asigne a favor de otro organismo por norma expresa con rango de ley.</w:t>
+        <w:t>El Instituto Nacional de Defensa de la Competencia y de la Protección de la Propiedad Intelectual (Indecopi) es la autoridad con competencia primaria y de alcance nacional para conocer las presuntas infracciones a las disposiciones contenidas en el presente Código, así como para imponer las sanciones y medidas correctivas establecidas en el presente capítulo, conforme al Decreto Legislativo 1033, Ley de Organización y Funciones del Indecopi. Dicha competencia solo puede ser negada cuando ella haya sido asignada o se asigne a favor de otro organismo por norma expresa con rango de ley.</w:t>
       </w:r>
     </w:p>
     <w:p>
@@ -4833,7 +4833,7 @@
           <w:sz w:val="16"/>
           <w:szCs w:val="16"/>
         </w:rPr>
-        <w:t>LEY DE ORGANIZACIÓN Y FUNCIONES DEL INDECOPI, APROBADA POR DECRETO LEGISLATIVO N° 1033</w:t>
+        <w:t>LEY DE ORGANIZACIÓN Y FUNCIONES DEL INDECOPI, APROBADA POR DECRETO LEGISLATIVO 1033</w:t>
       </w:r>
     </w:p>
     <w:p>
@@ -4958,7 +4958,7 @@
           <w:sz w:val="16"/>
           <w:szCs w:val="16"/>
         </w:rPr>
-        <w:t xml:space="preserve">           </w:t>
+        <w:t xml:space="preserve"> </w:t>
       </w:r>
       <w:r>
         <w:rPr>
@@ -4976,7 +4976,7 @@
           <w:sz w:val="16"/>
           <w:szCs w:val="16"/>
         </w:rPr>
-        <w:t>LEY N° 29571, CÓDIGO DE PROTECCIÓN Y DEFENSA DEL CONSUMIDOR, publicado el 2 de setiembre de 2010 y modificado por Decreto Legislativo N° 1308</w:t>
+        <w:t>LEY 29571, CÓDIGO DE PROTECCIÓN Y DEFENSA DEL CONSUMIDOR, publicado el 2 de setiembre de 2010 y modificado por Decreto Legislativo 1308</w:t>
       </w:r>
     </w:p>
     <w:p>
@@ -5139,7 +5139,7 @@
           <w:sz w:val="16"/>
           <w:szCs w:val="16"/>
         </w:rPr>
-        <w:t xml:space="preserve">  </w:t>
+        <w:t xml:space="preserve"> </w:t>
       </w:r>
       <w:r>
         <w:rPr>
@@ -5157,7 +5157,7 @@
           <w:sz w:val="16"/>
           <w:szCs w:val="16"/>
         </w:rPr>
-        <w:t>LEY SOBRE FACULTADES, NORMAS Y ORGANIZACIÓN DEL INDECOPI, APROBADA POR DECRETO LEGISLATIVO N° 807 Artículo 24.-</w:t>
+        <w:t>LEY SOBRE FACULTADES, NORMAS Y ORGANIZACIÓN DEL INDECOPI, APROBADA POR DECRETO LEGISLATIVO 807 Artículo 24.-</w:t>
       </w:r>
       <w:r>
         <w:rPr>
@@ -5344,7 +5344,7 @@
           <w:szCs w:val="16"/>
         </w:rPr>
         <w:tab/>
-        <w:t xml:space="preserve">El número de trabajadores se atenderá siempre que la empresa haya sido constituida antes de la vigencia de la Ley Nº 30056, publicada el 2 de julio de 2013, que modificó el artículo 5 del Texto Único Ordenado de la Ley de Promoción de la Competitividad, Formalización y Desarrollo de la Micro y Pequeña Empresa y de Acceso al Empleo Decente (LEY MYPE). Ello, en la medida que la Tercera Disposición Complementaria Transitoria de la norma modificatoria precisa que las empresas constituidas antes de la </w:t>
+        <w:t xml:space="preserve">El número de trabajadores se atenderá siempre que la empresa haya sido constituida antes de la vigencia de la Ley 30056, publicada el 2 de julio de 2013, que modificó el artículo 5 del Texto Único Ordenado de la Ley de Promoción de la Competitividad, Formalización y Desarrollo de la Micro y Pequeña Empresa y de Acceso al Empleo Decente (LEY MYPE). Ello, en la medida que la Tercera Disposición Complementaria Transitoria de la norma modificatoria precisa que las empresas constituidas antes de la </w:t>
       </w:r>
       <w:proofErr w:type="gramStart"/>
       <w:r>
@@ -5431,7 +5431,7 @@
           <w:sz w:val="16"/>
           <w:szCs w:val="16"/>
         </w:rPr>
-        <w:t xml:space="preserve"> N° 29571</w:t>
+        <w:t xml:space="preserve"> 29571</w:t>
       </w:r>
       <w:r>
         <w:rPr>
@@ -5459,7 +5459,7 @@
           <w:sz w:val="16"/>
           <w:szCs w:val="16"/>
         </w:rPr>
-        <w:t>publicado el 2 de setiembre de 2010 y modificado por Decreto Legislativo N° 1308</w:t>
+        <w:t>publicado el 2 de setiembre de 2010 y modificado por Decreto Legislativo 1308</w:t>
       </w:r>
     </w:p>
     <w:p>
@@ -5608,7 +5608,7 @@
           <w:szCs w:val="16"/>
           <w:vertAlign w:val="superscript"/>
         </w:rPr>
-        <w:t xml:space="preserve">  </w:t>
+        <w:t xml:space="preserve"> </w:t>
       </w:r>
       <w:r>
         <w:rPr>
@@ -5616,7 +5616,7 @@
           <w:sz w:val="16"/>
           <w:szCs w:val="16"/>
         </w:rPr>
-        <w:t xml:space="preserve">     </w:t>
+        <w:t xml:space="preserve"> </w:t>
       </w:r>
       <w:r>
         <w:rPr>
@@ -5633,7 +5633,7 @@
           <w:sz w:val="16"/>
           <w:szCs w:val="16"/>
         </w:rPr>
-        <w:t>LEY N° 29571</w:t>
+        <w:t>LEY 29571</w:t>
       </w:r>
       <w:r>
         <w:rPr>
@@ -5661,7 +5661,7 @@
           <w:sz w:val="16"/>
           <w:szCs w:val="16"/>
         </w:rPr>
-        <w:t>publicado el 2 de setiembre de 2010 y modificado por Decreto Legislativo N° 1308</w:t>
+        <w:t>publicado el 2 de setiembre de 2010 y modificado por Decreto Legislativo 1308</w:t>
       </w:r>
     </w:p>
     <w:p>
@@ -5703,7 +5703,7 @@
           <w:sz w:val="16"/>
           <w:szCs w:val="16"/>
         </w:rPr>
-        <w:t>El órgano resolutivo puede sancionar las infracciones administrativas a que se refiere el artículo 108º con amonestación y multas de hasta cuatrocientos cincuenta (450) Unidades Impositivas Tributarias (UIT), las cuales son calificadas de la siguiente manera:</w:t>
+        <w:t>El órgano resolutivo puede sancionar las infracciones administrativas a que se refiere el artículo 108 con amonestación y multas de hasta cuatrocientos cincuenta (450) Unidades Impositivas Tributarias (UIT), las cuales son calificadas de la siguiente manera:</w:t>
       </w:r>
     </w:p>
     <w:p>
@@ -5839,7 +5839,7 @@
           <w:sz w:val="16"/>
           <w:szCs w:val="16"/>
         </w:rPr>
-        <w:t xml:space="preserve">        </w:t>
+        <w:t xml:space="preserve"> </w:t>
       </w:r>
       <w:r>
         <w:rPr>
@@ -5857,7 +5857,7 @@
           <w:sz w:val="16"/>
           <w:szCs w:val="16"/>
         </w:rPr>
-        <w:t>LEY N° 29571, CÓDIGO DE PROTECCIÓN Y DEFENSA DEL CONSUMIDOR, publicado el 2 de setiembre de 2010 y modificado por Decreto Legislativo N° 1308</w:t>
+        <w:t>LEY 29571, CÓDIGO DE PROTECCIÓN Y DEFENSA DEL CONSUMIDOR, publicado el 2 de setiembre de 2010 y modificado por Decreto Legislativo 1308</w:t>
       </w:r>
     </w:p>
     <w:p>
@@ -6684,7 +6684,7 @@
           <w:sz w:val="16"/>
           <w:szCs w:val="16"/>
         </w:rPr>
-        <w:t xml:space="preserve">         </w:t>
+        <w:t xml:space="preserve"> </w:t>
       </w:r>
       <w:r>
         <w:rPr>
@@ -6701,7 +6701,7 @@
           <w:sz w:val="16"/>
           <w:szCs w:val="16"/>
         </w:rPr>
-        <w:t>LEY N° 29571</w:t>
+        <w:t>LEY 29571</w:t>
       </w:r>
       <w:r>
         <w:rPr>
@@ -6729,7 +6729,7 @@
           <w:sz w:val="16"/>
           <w:szCs w:val="16"/>
         </w:rPr>
-        <w:t>publicado el 2 de setiembre de 2010 y modificado por Decreto Legislativo N° 1308</w:t>
+        <w:t>publicado el 2 de setiembre de 2010 y modificado por Decreto Legislativo 1308</w:t>
       </w:r>
     </w:p>
     <w:p>
@@ -6955,7 +6955,7 @@
           <w:szCs w:val="16"/>
         </w:rPr>
         <w:tab/>
-        <w:t>DECRETO LEGISLATIVO Nº 807, LEY SOBRE FACULTADES, NORMAS Y ORGANIZACIÓN DEL INDECOPI FACULTADES DE LAS COMISIONES Y OFICINAS DEL INDECOPI</w:t>
+        <w:t>DECRETO LEGISLATIVO 807, LEY SOBRE FACULTADES, NORMAS Y ORGANIZACIÓN DEL INDECOPI FACULTADES DE LAS COMISIONES Y OFICINAS DEL INDECOPI</w:t>
       </w:r>
     </w:p>
     <w:p>
@@ -7261,7 +7261,7 @@
               <w:sz w:val="16"/>
               <w:szCs w:val="16"/>
             </w:rPr>
-            <w:t xml:space="preserve">CNICA DE LA    </w:t>
+            <w:t xml:space="preserve">CNICA DE LA </w:t>
           </w:r>
         </w:p>
         <w:p>
